--- a/Git guide.docx
+++ b/Git guide.docx
@@ -91,6 +91,9 @@
     </w:p>
     <w:p>
       <w:r>
+        <w:rPr>
+          <w:noProof/>
+        </w:rPr>
         <w:drawing>
           <wp:inline distT="0" distB="0" distL="0" distR="0" wp14:anchorId="33E7E7A5" wp14:editId="63E72D57">
             <wp:extent cx="5731510" cy="855980"/>
@@ -136,6 +139,7 @@
       </w:pPr>
       <w:r>
         <w:rPr>
+          <w:noProof/>
           <w:lang w:val="en-IE"/>
         </w:rPr>
         <w:drawing>
@@ -245,6 +249,7 @@
       </w:pPr>
       <w:r>
         <w:rPr>
+          <w:noProof/>
           <w:lang w:val="en-IE"/>
         </w:rPr>
         <w:drawing>
@@ -307,6 +312,7 @@
       </w:pPr>
       <w:r>
         <w:rPr>
+          <w:noProof/>
           <w:u w:val="single"/>
           <w:lang w:val="en-IE"/>
         </w:rPr>
@@ -335,6 +341,84 @@
                     <a:xfrm>
                       <a:off x="0" y="0"/>
                       <a:ext cx="5611008" cy="342948"/>
+                    </a:xfrm>
+                    <a:prstGeom prst="rect">
+                      <a:avLst/>
+                    </a:prstGeom>
+                  </pic:spPr>
+                </pic:pic>
+              </a:graphicData>
+            </a:graphic>
+          </wp:inline>
+        </w:drawing>
+      </w:r>
+    </w:p>
+    <w:p>
+      <w:pPr>
+        <w:rPr>
+          <w:b/>
+          <w:bCs/>
+          <w:lang w:val="en-IE"/>
+        </w:rPr>
+      </w:pPr>
+      <w:r>
+        <w:rPr>
+          <w:b/>
+          <w:bCs/>
+          <w:lang w:val="en-IE"/>
+        </w:rPr>
+        <w:lastRenderedPageBreak/>
+        <w:t>Git status</w:t>
+      </w:r>
+    </w:p>
+    <w:p>
+      <w:pPr>
+        <w:rPr>
+          <w:lang w:val="en-IE"/>
+        </w:rPr>
+      </w:pPr>
+      <w:r>
+        <w:rPr>
+          <w:lang w:val="en-IE"/>
+        </w:rPr>
+        <w:t>Shows the working tree status.</w:t>
+      </w:r>
+    </w:p>
+    <w:p>
+      <w:pPr>
+        <w:rPr>
+          <w:lang w:val="en-IE"/>
+        </w:rPr>
+      </w:pPr>
+      <w:r>
+        <w:rPr>
+          <w:lang w:val="en-IE"/>
+        </w:rPr>
+        <w:drawing>
+          <wp:inline distT="0" distB="0" distL="0" distR="0" wp14:anchorId="51E81BC1" wp14:editId="507DAC08">
+            <wp:extent cx="5715798" cy="1314633"/>
+            <wp:effectExtent l="0" t="0" r="0" b="0"/>
+            <wp:docPr id="5" name="Picture 5"/>
+            <wp:cNvGraphicFramePr>
+              <a:graphicFrameLocks xmlns:a="http://schemas.openxmlformats.org/drawingml/2006/main" noChangeAspect="1"/>
+            </wp:cNvGraphicFramePr>
+            <a:graphic xmlns:a="http://schemas.openxmlformats.org/drawingml/2006/main">
+              <a:graphicData uri="http://schemas.openxmlformats.org/drawingml/2006/picture">
+                <pic:pic xmlns:pic="http://schemas.openxmlformats.org/drawingml/2006/picture">
+                  <pic:nvPicPr>
+                    <pic:cNvPr id="1" name=""/>
+                    <pic:cNvPicPr/>
+                  </pic:nvPicPr>
+                  <pic:blipFill>
+                    <a:blip r:embed="rId8"/>
+                    <a:stretch>
+                      <a:fillRect/>
+                    </a:stretch>
+                  </pic:blipFill>
+                  <pic:spPr>
+                    <a:xfrm>
+                      <a:off x="0" y="0"/>
+                      <a:ext cx="5715798" cy="1314633"/>
                     </a:xfrm>
                     <a:prstGeom prst="rect">
                       <a:avLst/>
@@ -960,6 +1044,7 @@
   <w:style w:type="character" w:default="1" w:styleId="DefaultParagraphFont">
     <w:name w:val="Default Paragraph Font"/>
     <w:uiPriority w:val="1"/>
+    <w:semiHidden/>
     <w:unhideWhenUsed/>
   </w:style>
   <w:style w:type="table" w:default="1" w:styleId="TableNormal">

--- a/Git guide.docx
+++ b/Git guide.docx
@@ -381,17 +381,36 @@
         <w:rPr>
           <w:lang w:val="en-IE"/>
         </w:rPr>
-        <w:t>Shows the working tree status.</w:t>
-      </w:r>
-    </w:p>
-    <w:p>
-      <w:pPr>
-        <w:rPr>
-          <w:lang w:val="en-IE"/>
-        </w:rPr>
-      </w:pPr>
-      <w:r>
-        <w:rPr>
+        <w:t>Shows the working tree</w:t>
+      </w:r>
+      <w:r>
+        <w:rPr>
+          <w:lang w:val="en-IE"/>
+        </w:rPr>
+        <w:t>/working directory</w:t>
+      </w:r>
+      <w:r>
+        <w:rPr>
+          <w:lang w:val="en-IE"/>
+        </w:rPr>
+        <w:t xml:space="preserve"> status.</w:t>
+      </w:r>
+      <w:r>
+        <w:rPr>
+          <w:lang w:val="en-IE"/>
+        </w:rPr>
+        <w:t xml:space="preserve"> E.g. added files or modified files in working area.</w:t>
+      </w:r>
+    </w:p>
+    <w:p>
+      <w:pPr>
+        <w:rPr>
+          <w:lang w:val="en-IE"/>
+        </w:rPr>
+      </w:pPr>
+      <w:r>
+        <w:rPr>
+          <w:noProof/>
           <w:lang w:val="en-IE"/>
         </w:rPr>
         <w:drawing>
@@ -430,6 +449,191 @@
           </wp:inline>
         </w:drawing>
       </w:r>
+    </w:p>
+    <w:p>
+      <w:pPr>
+        <w:rPr>
+          <w:b/>
+          <w:bCs/>
+          <w:lang w:val="en-IE"/>
+        </w:rPr>
+      </w:pPr>
+      <w:r>
+        <w:rPr>
+          <w:b/>
+          <w:bCs/>
+          <w:lang w:val="en-IE"/>
+        </w:rPr>
+        <w:t>Git log</w:t>
+      </w:r>
+    </w:p>
+    <w:p>
+      <w:r>
+        <w:t>git log [</w:t>
+      </w:r>
+      <w:r>
+        <w:rPr>
+          <w:i/>
+          <w:iCs/>
+        </w:rPr>
+        <w:t>&lt;options&gt;</w:t>
+      </w:r>
+      <w:r>
+        <w:t>]</w:t>
+      </w:r>
+    </w:p>
+    <w:p>
+      <w:r>
+        <w:t>Lists all commits reachable by following the parent links from the given commit(s). Excludes commits reachable from the one(s) given with a ^ in front of them. Lists the items from most recent to oldest.</w:t>
+      </w:r>
+    </w:p>
+    <w:p>
+      <w:r>
+        <w:drawing>
+          <wp:inline distT="0" distB="0" distL="0" distR="0" wp14:anchorId="1D45088D" wp14:editId="033A4F15">
+            <wp:extent cx="5731510" cy="4061460"/>
+            <wp:effectExtent l="0" t="0" r="2540" b="0"/>
+            <wp:docPr id="6" name="Picture 6"/>
+            <wp:cNvGraphicFramePr>
+              <a:graphicFrameLocks xmlns:a="http://schemas.openxmlformats.org/drawingml/2006/main" noChangeAspect="1"/>
+            </wp:cNvGraphicFramePr>
+            <a:graphic xmlns:a="http://schemas.openxmlformats.org/drawingml/2006/main">
+              <a:graphicData uri="http://schemas.openxmlformats.org/drawingml/2006/picture">
+                <pic:pic xmlns:pic="http://schemas.openxmlformats.org/drawingml/2006/picture">
+                  <pic:nvPicPr>
+                    <pic:cNvPr id="1" name=""/>
+                    <pic:cNvPicPr/>
+                  </pic:nvPicPr>
+                  <pic:blipFill>
+                    <a:blip r:embed="rId9"/>
+                    <a:stretch>
+                      <a:fillRect/>
+                    </a:stretch>
+                  </pic:blipFill>
+                  <pic:spPr>
+                    <a:xfrm>
+                      <a:off x="0" y="0"/>
+                      <a:ext cx="5731510" cy="4061460"/>
+                    </a:xfrm>
+                    <a:prstGeom prst="rect">
+                      <a:avLst/>
+                    </a:prstGeom>
+                  </pic:spPr>
+                </pic:pic>
+              </a:graphicData>
+            </a:graphic>
+          </wp:inline>
+        </w:drawing>
+      </w:r>
+    </w:p>
+    <w:p/>
+    <w:p>
+      <w:pPr>
+        <w:rPr>
+          <w:b/>
+          <w:bCs/>
+          <w:lang w:val="en-IE"/>
+        </w:rPr>
+      </w:pPr>
+    </w:p>
+    <w:p>
+      <w:pPr>
+        <w:rPr>
+          <w:b/>
+          <w:bCs/>
+          <w:lang w:val="en-IE"/>
+        </w:rPr>
+      </w:pPr>
+    </w:p>
+    <w:p>
+      <w:pPr>
+        <w:rPr>
+          <w:b/>
+          <w:bCs/>
+          <w:lang w:val="en-IE"/>
+        </w:rPr>
+      </w:pPr>
+    </w:p>
+    <w:p>
+      <w:pPr>
+        <w:rPr>
+          <w:b/>
+          <w:bCs/>
+          <w:lang w:val="en-IE"/>
+        </w:rPr>
+      </w:pPr>
+    </w:p>
+    <w:p>
+      <w:pPr>
+        <w:rPr>
+          <w:b/>
+          <w:bCs/>
+          <w:lang w:val="en-IE"/>
+        </w:rPr>
+      </w:pPr>
+    </w:p>
+    <w:p>
+      <w:pPr>
+        <w:rPr>
+          <w:b/>
+          <w:bCs/>
+          <w:lang w:val="en-IE"/>
+        </w:rPr>
+      </w:pPr>
+    </w:p>
+    <w:p>
+      <w:pPr>
+        <w:rPr>
+          <w:b/>
+          <w:bCs/>
+          <w:lang w:val="en-IE"/>
+        </w:rPr>
+      </w:pPr>
+    </w:p>
+    <w:p>
+      <w:pPr>
+        <w:rPr>
+          <w:b/>
+          <w:bCs/>
+          <w:lang w:val="en-IE"/>
+        </w:rPr>
+      </w:pPr>
+    </w:p>
+    <w:p>
+      <w:pPr>
+        <w:rPr>
+          <w:b/>
+          <w:bCs/>
+          <w:lang w:val="en-IE"/>
+        </w:rPr>
+      </w:pPr>
+    </w:p>
+    <w:p>
+      <w:pPr>
+        <w:rPr>
+          <w:b/>
+          <w:bCs/>
+          <w:lang w:val="en-IE"/>
+        </w:rPr>
+      </w:pPr>
+    </w:p>
+    <w:p>
+      <w:pPr>
+        <w:rPr>
+          <w:b/>
+          <w:bCs/>
+          <w:lang w:val="en-IE"/>
+        </w:rPr>
+      </w:pPr>
+    </w:p>
+    <w:p>
+      <w:pPr>
+        <w:rPr>
+          <w:b/>
+          <w:bCs/>
+          <w:lang w:val="en-IE"/>
+        </w:rPr>
+      </w:pPr>
     </w:p>
     <w:sectPr>
       <w:pgSz w:w="11906" w:h="16838"/>
@@ -1044,7 +1248,6 @@
   <w:style w:type="character" w:default="1" w:styleId="DefaultParagraphFont">
     <w:name w:val="Default Paragraph Font"/>
     <w:uiPriority w:val="1"/>
-    <w:semiHidden/>
     <w:unhideWhenUsed/>
   </w:style>
   <w:style w:type="table" w:default="1" w:styleId="TableNormal">

--- a/Git guide.docx
+++ b/Git guide.docx
@@ -548,8 +548,101 @@
     <w:p>
       <w:pPr>
         <w:rPr>
-          <w:b/>
-          <w:bCs/>
+          <w:lang w:val="en-IE"/>
+        </w:rPr>
+      </w:pPr>
+      <w:r>
+        <w:rPr>
+          <w:b/>
+          <w:bCs/>
+          <w:lang w:val="en-IE"/>
+        </w:rPr>
+        <w:lastRenderedPageBreak/>
+        <w:t>Git commit</w:t>
+      </w:r>
+    </w:p>
+    <w:p>
+      <w:r>
+        <w:t>git commit [-a |</w:t>
+      </w:r>
+      <w:r>
+        <w:t xml:space="preserve"> (all) / git commit -m “name” / git commit -am “name” (all and name)</w:t>
+      </w:r>
+    </w:p>
+    <w:p>
+      <w:r>
+        <w:t>Create</w:t>
+      </w:r>
+      <w:r>
+        <w:t>s</w:t>
+      </w:r>
+      <w:r>
+        <w:t xml:space="preserve"> new commit containing current contents of the index and the given log message</w:t>
+      </w:r>
+      <w:r>
+        <w:t xml:space="preserve"> showing</w:t>
+      </w:r>
+      <w:r>
+        <w:t xml:space="preserve"> the changes. </w:t>
+      </w:r>
+      <w:r>
+        <w:t>N</w:t>
+      </w:r>
+      <w:r>
+        <w:t>ew commit is a direct child of HEAD, usually the tip of</w:t>
+      </w:r>
+      <w:r>
+        <w:t xml:space="preserve"> </w:t>
+      </w:r>
+      <w:r>
+        <w:t>current branch, and the branch is updated to point to it</w:t>
+      </w:r>
+      <w:r>
+        <w:t>.</w:t>
+      </w:r>
+    </w:p>
+    <w:p>
+      <w:r>
+        <w:drawing>
+          <wp:inline distT="0" distB="0" distL="0" distR="0" wp14:anchorId="7F14A1D6" wp14:editId="559180B5">
+            <wp:extent cx="5458587" cy="2400635"/>
+            <wp:effectExtent l="0" t="0" r="8890" b="0"/>
+            <wp:docPr id="8" name="Picture 8"/>
+            <wp:cNvGraphicFramePr>
+              <a:graphicFrameLocks xmlns:a="http://schemas.openxmlformats.org/drawingml/2006/main" noChangeAspect="1"/>
+            </wp:cNvGraphicFramePr>
+            <a:graphic xmlns:a="http://schemas.openxmlformats.org/drawingml/2006/main">
+              <a:graphicData uri="http://schemas.openxmlformats.org/drawingml/2006/picture">
+                <pic:pic xmlns:pic="http://schemas.openxmlformats.org/drawingml/2006/picture">
+                  <pic:nvPicPr>
+                    <pic:cNvPr id="1" name=""/>
+                    <pic:cNvPicPr/>
+                  </pic:nvPicPr>
+                  <pic:blipFill>
+                    <a:blip r:embed="rId10"/>
+                    <a:stretch>
+                      <a:fillRect/>
+                    </a:stretch>
+                  </pic:blipFill>
+                  <pic:spPr>
+                    <a:xfrm>
+                      <a:off x="0" y="0"/>
+                      <a:ext cx="5458587" cy="2400635"/>
+                    </a:xfrm>
+                    <a:prstGeom prst="rect">
+                      <a:avLst/>
+                    </a:prstGeom>
+                  </pic:spPr>
+                </pic:pic>
+              </a:graphicData>
+            </a:graphic>
+          </wp:inline>
+        </w:drawing>
+      </w:r>
+    </w:p>
+    <w:p>
+      <w:pPr>
+        <w:rPr>
           <w:lang w:val="en-IE"/>
         </w:rPr>
       </w:pPr>

--- a/Git guide.docx
+++ b/Git guide.docx
@@ -646,6 +646,117 @@
           <w:lang w:val="en-IE"/>
         </w:rPr>
       </w:pPr>
+      <w:r>
+        <w:rPr>
+          <w:b/>
+          <w:bCs/>
+          <w:lang w:val="en-IE"/>
+        </w:rPr>
+        <w:t>Git push</w:t>
+      </w:r>
+    </w:p>
+    <w:p>
+      <w:pPr>
+        <w:rPr>
+          <w:lang w:val="en-IE"/>
+        </w:rPr>
+      </w:pPr>
+      <w:r>
+        <w:rPr>
+          <w:lang w:val="en-IE"/>
+        </w:rPr>
+        <w:t>Git push -u origin main (first) / git push (all after first)</w:t>
+      </w:r>
+    </w:p>
+    <w:p>
+      <w:pPr>
+        <w:rPr>
+          <w:lang w:val="en-IE"/>
+        </w:rPr>
+      </w:pPr>
+      <w:r>
+        <w:rPr>
+          <w:lang w:val="en-IE"/>
+        </w:rPr>
+        <w:t>Updates one or more branches, nodes, etc</w:t>
+      </w:r>
+      <w:r>
+        <w:rPr>
+          <w:lang w:val="en-IE"/>
+        </w:rPr>
+        <w:t xml:space="preserve"> in remote repository</w:t>
+      </w:r>
+      <w:r>
+        <w:rPr>
+          <w:lang w:val="en-IE"/>
+        </w:rPr>
+        <w:t xml:space="preserve"> with information from </w:t>
+      </w:r>
+      <w:r>
+        <w:rPr>
+          <w:lang w:val="en-IE"/>
+        </w:rPr>
+        <w:t>local repository</w:t>
+      </w:r>
+      <w:r>
+        <w:rPr>
+          <w:lang w:val="en-IE"/>
+        </w:rPr>
+        <w:t>. Sends all necessary data that isn’t already on remote</w:t>
+      </w:r>
+      <w:r>
+        <w:rPr>
+          <w:lang w:val="en-IE"/>
+        </w:rPr>
+        <w:t>. Must use git push origin -u main for first push.</w:t>
+      </w:r>
+    </w:p>
+    <w:p>
+      <w:pPr>
+        <w:rPr>
+          <w:lang w:val="en-IE"/>
+        </w:rPr>
+      </w:pPr>
+      <w:r>
+        <w:rPr>
+          <w:lang w:val="en-IE"/>
+        </w:rPr>
+        <w:drawing>
+          <wp:inline distT="0" distB="0" distL="0" distR="0" wp14:anchorId="3BD998B6" wp14:editId="10F86532">
+            <wp:extent cx="5731510" cy="1550670"/>
+            <wp:effectExtent l="0" t="0" r="2540" b="0"/>
+            <wp:docPr id="9" name="Picture 9"/>
+            <wp:cNvGraphicFramePr>
+              <a:graphicFrameLocks xmlns:a="http://schemas.openxmlformats.org/drawingml/2006/main" noChangeAspect="1"/>
+            </wp:cNvGraphicFramePr>
+            <a:graphic xmlns:a="http://schemas.openxmlformats.org/drawingml/2006/main">
+              <a:graphicData uri="http://schemas.openxmlformats.org/drawingml/2006/picture">
+                <pic:pic xmlns:pic="http://schemas.openxmlformats.org/drawingml/2006/picture">
+                  <pic:nvPicPr>
+                    <pic:cNvPr id="1" name=""/>
+                    <pic:cNvPicPr/>
+                  </pic:nvPicPr>
+                  <pic:blipFill>
+                    <a:blip r:embed="rId11"/>
+                    <a:stretch>
+                      <a:fillRect/>
+                    </a:stretch>
+                  </pic:blipFill>
+                  <pic:spPr>
+                    <a:xfrm>
+                      <a:off x="0" y="0"/>
+                      <a:ext cx="5731510" cy="1550670"/>
+                    </a:xfrm>
+                    <a:prstGeom prst="rect">
+                      <a:avLst/>
+                    </a:prstGeom>
+                  </pic:spPr>
+                </pic:pic>
+              </a:graphicData>
+            </a:graphic>
+          </wp:inline>
+        </w:drawing>
+      </w:r>
     </w:p>
     <w:p>
       <w:pPr>

--- a/Git guide.docx
+++ b/Git guide.docx
@@ -99,54 +99,6 @@
             <wp:extent cx="5731510" cy="855980"/>
             <wp:effectExtent l="0" t="0" r="2540" b="1270"/>
             <wp:docPr id="1" name="Picture 1"/>
-            <wp:cNvGraphicFramePr>
-              <a:graphicFrameLocks xmlns:a="http://schemas.openxmlformats.org/drawingml/2006/main" noChangeAspect="1"/>
-            </wp:cNvGraphicFramePr>
-            <a:graphic xmlns:a="http://schemas.openxmlformats.org/drawingml/2006/main">
-              <a:graphicData uri="http://schemas.openxmlformats.org/drawingml/2006/picture">
-                <pic:pic xmlns:pic="http://schemas.openxmlformats.org/drawingml/2006/picture">
-                  <pic:nvPicPr>
-                    <pic:cNvPr id="1" name=""/>
-                    <pic:cNvPicPr/>
-                  </pic:nvPicPr>
-                  <pic:blipFill>
-                    <a:blip r:embed="rId4"/>
-                    <a:stretch>
-                      <a:fillRect/>
-                    </a:stretch>
-                  </pic:blipFill>
-                  <pic:spPr>
-                    <a:xfrm>
-                      <a:off x="0" y="0"/>
-                      <a:ext cx="5731510" cy="855980"/>
-                    </a:xfrm>
-                    <a:prstGeom prst="rect">
-                      <a:avLst/>
-                    </a:prstGeom>
-                  </pic:spPr>
-                </pic:pic>
-              </a:graphicData>
-            </a:graphic>
-          </wp:inline>
-        </w:drawing>
-      </w:r>
-    </w:p>
-    <w:p>
-      <w:pPr>
-        <w:rPr>
-          <w:lang w:val="en-IE"/>
-        </w:rPr>
-      </w:pPr>
-      <w:r>
-        <w:rPr>
-          <w:noProof/>
-          <w:lang w:val="en-IE"/>
-        </w:rPr>
-        <w:drawing>
-          <wp:inline distT="0" distB="0" distL="0" distR="0" wp14:anchorId="56CB9899" wp14:editId="7245B77D">
-            <wp:extent cx="5731510" cy="3190240"/>
-            <wp:effectExtent l="0" t="0" r="2540" b="0"/>
-            <wp:docPr id="2" name="Picture 2"/>
             <wp:cNvGraphicFramePr>
               <a:graphicFrameLocks xmlns:a="http://schemas.openxmlformats.org/drawingml/2006/main" noChangeAspect="1"/>
             </wp:cNvGraphicFramePr>
@@ -166,7 +118,7 @@
                   <pic:spPr>
                     <a:xfrm>
                       <a:off x="0" y="0"/>
-                      <a:ext cx="5731510" cy="3190240"/>
+                      <a:ext cx="5731510" cy="855980"/>
                     </a:xfrm>
                     <a:prstGeom prst="rect">
                       <a:avLst/>
@@ -182,68 +134,6 @@
     <w:p>
       <w:pPr>
         <w:rPr>
-          <w:b/>
-          <w:bCs/>
-          <w:lang w:val="en-IE"/>
-        </w:rPr>
-      </w:pPr>
-      <w:r>
-        <w:rPr>
-          <w:b/>
-          <w:bCs/>
-          <w:lang w:val="en-IE"/>
-        </w:rPr>
-        <w:t xml:space="preserve">Git </w:t>
-      </w:r>
-      <w:proofErr w:type="gramStart"/>
-      <w:r>
-        <w:rPr>
-          <w:b/>
-          <w:bCs/>
-          <w:lang w:val="en-IE"/>
-        </w:rPr>
-        <w:t>add</w:t>
-      </w:r>
-      <w:proofErr w:type="gramEnd"/>
-    </w:p>
-    <w:p>
-      <w:r>
-        <w:t xml:space="preserve">git add </w:t>
-      </w:r>
-      <w:r>
-        <w:t>“File Name” (Exactly as saved)</w:t>
-      </w:r>
-    </w:p>
-    <w:p>
-      <w:pPr>
-        <w:rPr>
-          <w:lang w:val="en-IE"/>
-        </w:rPr>
-      </w:pPr>
-      <w:r>
-        <w:rPr>
-          <w:lang w:val="en-IE"/>
-        </w:rPr>
-        <w:t>Adds content from new or changed files to the index (or staging area). This is used to prepare for next commit.</w:t>
-      </w:r>
-    </w:p>
-    <w:p>
-      <w:pPr>
-        <w:rPr>
-          <w:lang w:val="en-IE"/>
-        </w:rPr>
-      </w:pPr>
-      <w:r>
-        <w:rPr>
-          <w:u w:val="single"/>
-          <w:lang w:val="en-IE"/>
-        </w:rPr>
-        <w:t>Wrong</w:t>
-      </w:r>
-    </w:p>
-    <w:p>
-      <w:pPr>
-        <w:rPr>
           <w:lang w:val="en-IE"/>
         </w:rPr>
       </w:pPr>
@@ -253,10 +143,10 @@
           <w:lang w:val="en-IE"/>
         </w:rPr>
         <w:drawing>
-          <wp:inline distT="0" distB="0" distL="0" distR="0" wp14:anchorId="5D89CDFC" wp14:editId="6D3A5639">
-            <wp:extent cx="5731510" cy="495935"/>
+          <wp:inline distT="0" distB="0" distL="0" distR="0" wp14:anchorId="56CB9899" wp14:editId="7245B77D">
+            <wp:extent cx="5731510" cy="3190240"/>
             <wp:effectExtent l="0" t="0" r="2540" b="0"/>
-            <wp:docPr id="3" name="Picture 3"/>
+            <wp:docPr id="2" name="Picture 2"/>
             <wp:cNvGraphicFramePr>
               <a:graphicFrameLocks xmlns:a="http://schemas.openxmlformats.org/drawingml/2006/main" noChangeAspect="1"/>
             </wp:cNvGraphicFramePr>
@@ -276,7 +166,7 @@
                   <pic:spPr>
                     <a:xfrm>
                       <a:off x="0" y="0"/>
-                      <a:ext cx="5731510" cy="495935"/>
+                      <a:ext cx="5731510" cy="3190240"/>
                     </a:xfrm>
                     <a:prstGeom prst="rect">
                       <a:avLst/>
@@ -292,16 +182,63 @@
     <w:p>
       <w:pPr>
         <w:rPr>
+          <w:b/>
+          <w:bCs/>
+          <w:lang w:val="en-IE"/>
+        </w:rPr>
+      </w:pPr>
+      <w:r>
+        <w:rPr>
+          <w:b/>
+          <w:bCs/>
+          <w:lang w:val="en-IE"/>
+        </w:rPr>
+        <w:t xml:space="preserve">Git </w:t>
+      </w:r>
+      <w:proofErr w:type="gramStart"/>
+      <w:r>
+        <w:rPr>
+          <w:b/>
+          <w:bCs/>
+          <w:lang w:val="en-IE"/>
+        </w:rPr>
+        <w:t>add</w:t>
+      </w:r>
+      <w:proofErr w:type="gramEnd"/>
+    </w:p>
+    <w:p>
+      <w:r>
+        <w:t xml:space="preserve">git add </w:t>
+      </w:r>
+      <w:r>
+        <w:t>“File Name” (Exactly as saved)</w:t>
+      </w:r>
+    </w:p>
+    <w:p>
+      <w:pPr>
+        <w:rPr>
+          <w:lang w:val="en-IE"/>
+        </w:rPr>
+      </w:pPr>
+      <w:r>
+        <w:rPr>
+          <w:lang w:val="en-IE"/>
+        </w:rPr>
+        <w:t>Adds content from new or changed files to the index (or staging area). This is used to prepare for next commit.</w:t>
+      </w:r>
+    </w:p>
+    <w:p>
+      <w:pPr>
+        <w:rPr>
+          <w:lang w:val="en-IE"/>
+        </w:rPr>
+      </w:pPr>
+      <w:r>
+        <w:rPr>
           <w:u w:val="single"/>
           <w:lang w:val="en-IE"/>
         </w:rPr>
-      </w:pPr>
-      <w:r>
-        <w:rPr>
-          <w:u w:val="single"/>
-          <w:lang w:val="en-IE"/>
-        </w:rPr>
-        <w:t>Right</w:t>
+        <w:t>Wrong</w:t>
       </w:r>
     </w:p>
     <w:p>
@@ -313,14 +250,13 @@
       <w:r>
         <w:rPr>
           <w:noProof/>
-          <w:u w:val="single"/>
           <w:lang w:val="en-IE"/>
         </w:rPr>
         <w:drawing>
-          <wp:inline distT="0" distB="0" distL="0" distR="0" wp14:anchorId="7A741F8D" wp14:editId="53EB6732">
-            <wp:extent cx="5611008" cy="342948"/>
-            <wp:effectExtent l="0" t="0" r="0" b="0"/>
-            <wp:docPr id="4" name="Picture 4"/>
+          <wp:inline distT="0" distB="0" distL="0" distR="0" wp14:anchorId="5D89CDFC" wp14:editId="6D3A5639">
+            <wp:extent cx="5731510" cy="495935"/>
+            <wp:effectExtent l="0" t="0" r="2540" b="0"/>
+            <wp:docPr id="3" name="Picture 3"/>
             <wp:cNvGraphicFramePr>
               <a:graphicFrameLocks xmlns:a="http://schemas.openxmlformats.org/drawingml/2006/main" noChangeAspect="1"/>
             </wp:cNvGraphicFramePr>
@@ -340,7 +276,7 @@
                   <pic:spPr>
                     <a:xfrm>
                       <a:off x="0" y="0"/>
-                      <a:ext cx="5611008" cy="342948"/>
+                      <a:ext cx="5731510" cy="495935"/>
                     </a:xfrm>
                     <a:prstGeom prst="rect">
                       <a:avLst/>
@@ -356,50 +292,16 @@
     <w:p>
       <w:pPr>
         <w:rPr>
-          <w:b/>
-          <w:bCs/>
-          <w:lang w:val="en-IE"/>
-        </w:rPr>
-      </w:pPr>
-      <w:r>
-        <w:rPr>
-          <w:b/>
-          <w:bCs/>
-          <w:lang w:val="en-IE"/>
-        </w:rPr>
-        <w:lastRenderedPageBreak/>
-        <w:t>Git status</w:t>
-      </w:r>
-    </w:p>
-    <w:p>
-      <w:pPr>
-        <w:rPr>
-          <w:lang w:val="en-IE"/>
-        </w:rPr>
-      </w:pPr>
-      <w:r>
-        <w:rPr>
-          <w:lang w:val="en-IE"/>
-        </w:rPr>
-        <w:t>Shows the working tree</w:t>
-      </w:r>
-      <w:r>
-        <w:rPr>
-          <w:lang w:val="en-IE"/>
-        </w:rPr>
-        <w:t>/working directory</w:t>
-      </w:r>
-      <w:r>
-        <w:rPr>
-          <w:lang w:val="en-IE"/>
-        </w:rPr>
-        <w:t xml:space="preserve"> status.</w:t>
-      </w:r>
-      <w:r>
-        <w:rPr>
-          <w:lang w:val="en-IE"/>
-        </w:rPr>
-        <w:t xml:space="preserve"> E.g. added files or modified files in working area.</w:t>
+          <w:u w:val="single"/>
+          <w:lang w:val="en-IE"/>
+        </w:rPr>
+      </w:pPr>
+      <w:r>
+        <w:rPr>
+          <w:u w:val="single"/>
+          <w:lang w:val="en-IE"/>
+        </w:rPr>
+        <w:t>Right</w:t>
       </w:r>
     </w:p>
     <w:p>
@@ -411,13 +313,14 @@
       <w:r>
         <w:rPr>
           <w:noProof/>
+          <w:u w:val="single"/>
           <w:lang w:val="en-IE"/>
         </w:rPr>
         <w:drawing>
-          <wp:inline distT="0" distB="0" distL="0" distR="0" wp14:anchorId="51E81BC1" wp14:editId="507DAC08">
-            <wp:extent cx="5715798" cy="1314633"/>
+          <wp:inline distT="0" distB="0" distL="0" distR="0" wp14:anchorId="7A741F8D" wp14:editId="53EB6732">
+            <wp:extent cx="5611008" cy="342948"/>
             <wp:effectExtent l="0" t="0" r="0" b="0"/>
-            <wp:docPr id="5" name="Picture 5"/>
+            <wp:docPr id="4" name="Picture 4"/>
             <wp:cNvGraphicFramePr>
               <a:graphicFrameLocks xmlns:a="http://schemas.openxmlformats.org/drawingml/2006/main" noChangeAspect="1"/>
             </wp:cNvGraphicFramePr>
@@ -437,7 +340,7 @@
                   <pic:spPr>
                     <a:xfrm>
                       <a:off x="0" y="0"/>
-                      <a:ext cx="5715798" cy="1314633"/>
+                      <a:ext cx="5611008" cy="342948"/>
                     </a:xfrm>
                     <a:prstGeom prst="rect">
                       <a:avLst/>
@@ -464,36 +367,57 @@
           <w:bCs/>
           <w:lang w:val="en-IE"/>
         </w:rPr>
-        <w:t>Git log</w:t>
-      </w:r>
-    </w:p>
-    <w:p>
-      <w:r>
-        <w:t>git log [</w:t>
-      </w:r>
-      <w:r>
-        <w:rPr>
-          <w:i/>
-          <w:iCs/>
-        </w:rPr>
-        <w:t>&lt;options&gt;</w:t>
-      </w:r>
-      <w:r>
-        <w:t>]</w:t>
-      </w:r>
-    </w:p>
-    <w:p>
-      <w:r>
-        <w:t>Lists all commits reachable by following the parent links from the given commit(s). Excludes commits reachable from the one(s) given with a ^ in front of them. Lists the items from most recent to oldest.</w:t>
-      </w:r>
-    </w:p>
-    <w:p>
-      <w:r>
+        <w:lastRenderedPageBreak/>
+        <w:t>Git status</w:t>
+      </w:r>
+    </w:p>
+    <w:p>
+      <w:pPr>
+        <w:rPr>
+          <w:lang w:val="en-IE"/>
+        </w:rPr>
+      </w:pPr>
+      <w:r>
+        <w:rPr>
+          <w:lang w:val="en-IE"/>
+        </w:rPr>
+        <w:t>Shows the working tree</w:t>
+      </w:r>
+      <w:r>
+        <w:rPr>
+          <w:lang w:val="en-IE"/>
+        </w:rPr>
+        <w:t>/working directory</w:t>
+      </w:r>
+      <w:r>
+        <w:rPr>
+          <w:lang w:val="en-IE"/>
+        </w:rPr>
+        <w:t xml:space="preserve"> status.</w:t>
+      </w:r>
+      <w:r>
+        <w:rPr>
+          <w:lang w:val="en-IE"/>
+        </w:rPr>
+        <w:t xml:space="preserve"> E.g. added files or modified files in working area.</w:t>
+      </w:r>
+    </w:p>
+    <w:p>
+      <w:pPr>
+        <w:rPr>
+          <w:lang w:val="en-IE"/>
+        </w:rPr>
+      </w:pPr>
+      <w:r>
+        <w:rPr>
+          <w:noProof/>
+          <w:lang w:val="en-IE"/>
+        </w:rPr>
         <w:drawing>
-          <wp:inline distT="0" distB="0" distL="0" distR="0" wp14:anchorId="1D45088D" wp14:editId="033A4F15">
-            <wp:extent cx="5731510" cy="4061460"/>
-            <wp:effectExtent l="0" t="0" r="2540" b="0"/>
-            <wp:docPr id="6" name="Picture 6"/>
+          <wp:inline distT="0" distB="0" distL="0" distR="0" wp14:anchorId="51E81BC1" wp14:editId="507DAC08">
+            <wp:extent cx="5715798" cy="1314633"/>
+            <wp:effectExtent l="0" t="0" r="0" b="0"/>
+            <wp:docPr id="5" name="Picture 5"/>
             <wp:cNvGraphicFramePr>
               <a:graphicFrameLocks xmlns:a="http://schemas.openxmlformats.org/drawingml/2006/main" noChangeAspect="1"/>
             </wp:cNvGraphicFramePr>
@@ -513,7 +437,7 @@
                   <pic:spPr>
                     <a:xfrm>
                       <a:off x="0" y="0"/>
-                      <a:ext cx="5731510" cy="4061460"/>
+                      <a:ext cx="5715798" cy="1314633"/>
                     </a:xfrm>
                     <a:prstGeom prst="rect">
                       <a:avLst/>
@@ -526,7 +450,6 @@
         </w:drawing>
       </w:r>
     </w:p>
-    <w:p/>
     <w:p>
       <w:pPr>
         <w:rPr>
@@ -535,79 +458,42 @@
           <w:lang w:val="en-IE"/>
         </w:rPr>
       </w:pPr>
-    </w:p>
-    <w:p>
-      <w:pPr>
+      <w:r>
         <w:rPr>
           <w:b/>
           <w:bCs/>
           <w:lang w:val="en-IE"/>
         </w:rPr>
-      </w:pPr>
-    </w:p>
-    <w:p>
-      <w:pPr>
-        <w:rPr>
-          <w:lang w:val="en-IE"/>
-        </w:rPr>
-      </w:pPr>
-      <w:r>
-        <w:rPr>
-          <w:b/>
-          <w:bCs/>
-          <w:lang w:val="en-IE"/>
-        </w:rPr>
-        <w:lastRenderedPageBreak/>
-        <w:t>Git commit</w:t>
-      </w:r>
-    </w:p>
-    <w:p>
-      <w:r>
-        <w:t>git commit [-a |</w:t>
-      </w:r>
-      <w:r>
-        <w:t xml:space="preserve"> (all) / git commit -m “name” / git commit -am “name” (all and name)</w:t>
-      </w:r>
-    </w:p>
-    <w:p>
-      <w:r>
-        <w:t>Create</w:t>
-      </w:r>
-      <w:r>
-        <w:t>s</w:t>
-      </w:r>
-      <w:r>
-        <w:t xml:space="preserve"> new commit containing current contents of the index and the given log message</w:t>
-      </w:r>
-      <w:r>
-        <w:t xml:space="preserve"> showing</w:t>
-      </w:r>
-      <w:r>
-        <w:t xml:space="preserve"> the changes. </w:t>
-      </w:r>
-      <w:r>
-        <w:t>N</w:t>
-      </w:r>
-      <w:r>
-        <w:t>ew commit is a direct child of HEAD, usually the tip of</w:t>
-      </w:r>
-      <w:r>
-        <w:t xml:space="preserve"> </w:t>
-      </w:r>
-      <w:r>
-        <w:t>current branch, and the branch is updated to point to it</w:t>
-      </w:r>
-      <w:r>
-        <w:t>.</w:t>
+        <w:t>Git log</w:t>
+      </w:r>
+    </w:p>
+    <w:p>
+      <w:r>
+        <w:t>git log [</w:t>
+      </w:r>
+      <w:r>
+        <w:rPr>
+          <w:i/>
+          <w:iCs/>
+        </w:rPr>
+        <w:t>&lt;options&gt;</w:t>
+      </w:r>
+      <w:r>
+        <w:t>]</w:t>
+      </w:r>
+    </w:p>
+    <w:p>
+      <w:r>
+        <w:t>Lists all commits reachable by following the parent links from the given commit(s). Excludes commits reachable from the one(s) given with a ^ in front of them. Lists the items from most recent to oldest.</w:t>
       </w:r>
     </w:p>
     <w:p>
       <w:r>
         <w:drawing>
-          <wp:inline distT="0" distB="0" distL="0" distR="0" wp14:anchorId="7F14A1D6" wp14:editId="559180B5">
-            <wp:extent cx="5458587" cy="2400635"/>
-            <wp:effectExtent l="0" t="0" r="8890" b="0"/>
-            <wp:docPr id="8" name="Picture 8"/>
+          <wp:inline distT="0" distB="0" distL="0" distR="0" wp14:anchorId="1D45088D" wp14:editId="033A4F15">
+            <wp:extent cx="5731510" cy="4061460"/>
+            <wp:effectExtent l="0" t="0" r="2540" b="0"/>
+            <wp:docPr id="6" name="Picture 6"/>
             <wp:cNvGraphicFramePr>
               <a:graphicFrameLocks xmlns:a="http://schemas.openxmlformats.org/drawingml/2006/main" noChangeAspect="1"/>
             </wp:cNvGraphicFramePr>
@@ -627,7 +513,7 @@
                   <pic:spPr>
                     <a:xfrm>
                       <a:off x="0" y="0"/>
-                      <a:ext cx="5458587" cy="2400635"/>
+                      <a:ext cx="5731510" cy="4061460"/>
                     </a:xfrm>
                     <a:prstGeom prst="rect">
                       <a:avLst/>
@@ -640,92 +526,88 @@
         </w:drawing>
       </w:r>
     </w:p>
-    <w:p>
-      <w:pPr>
-        <w:rPr>
-          <w:lang w:val="en-IE"/>
-        </w:rPr>
-      </w:pPr>
-      <w:r>
+    <w:p/>
+    <w:p>
+      <w:pPr>
         <w:rPr>
           <w:b/>
           <w:bCs/>
           <w:lang w:val="en-IE"/>
         </w:rPr>
-        <w:t>Git push</w:t>
-      </w:r>
-    </w:p>
-    <w:p>
-      <w:pPr>
-        <w:rPr>
-          <w:lang w:val="en-IE"/>
-        </w:rPr>
-      </w:pPr>
-      <w:r>
-        <w:rPr>
-          <w:lang w:val="en-IE"/>
-        </w:rPr>
-        <w:t>Git push -u origin main (first) / git push (all after first)</w:t>
-      </w:r>
-    </w:p>
-    <w:p>
-      <w:pPr>
-        <w:rPr>
-          <w:lang w:val="en-IE"/>
-        </w:rPr>
-      </w:pPr>
-      <w:r>
-        <w:rPr>
-          <w:lang w:val="en-IE"/>
-        </w:rPr>
-        <w:t>Updates one or more branches, nodes, etc</w:t>
-      </w:r>
-      <w:r>
-        <w:rPr>
-          <w:lang w:val="en-IE"/>
-        </w:rPr>
-        <w:t xml:space="preserve"> in remote repository</w:t>
-      </w:r>
-      <w:r>
-        <w:rPr>
-          <w:lang w:val="en-IE"/>
-        </w:rPr>
-        <w:t xml:space="preserve"> with information from </w:t>
-      </w:r>
-      <w:r>
-        <w:rPr>
-          <w:lang w:val="en-IE"/>
-        </w:rPr>
-        <w:t>local repository</w:t>
-      </w:r>
-      <w:r>
-        <w:rPr>
-          <w:lang w:val="en-IE"/>
-        </w:rPr>
-        <w:t>. Sends all necessary data that isn’t already on remote</w:t>
-      </w:r>
-      <w:r>
-        <w:rPr>
-          <w:lang w:val="en-IE"/>
-        </w:rPr>
-        <w:t>. Must use git push origin -u main for first push.</w:t>
-      </w:r>
-    </w:p>
-    <w:p>
-      <w:pPr>
-        <w:rPr>
-          <w:lang w:val="en-IE"/>
-        </w:rPr>
-      </w:pPr>
-      <w:r>
-        <w:rPr>
-          <w:lang w:val="en-IE"/>
-        </w:rPr>
+      </w:pPr>
+    </w:p>
+    <w:p>
+      <w:pPr>
+        <w:rPr>
+          <w:b/>
+          <w:bCs/>
+          <w:lang w:val="en-IE"/>
+        </w:rPr>
+      </w:pPr>
+    </w:p>
+    <w:p>
+      <w:pPr>
+        <w:rPr>
+          <w:lang w:val="en-IE"/>
+        </w:rPr>
+      </w:pPr>
+      <w:r>
+        <w:rPr>
+          <w:b/>
+          <w:bCs/>
+          <w:lang w:val="en-IE"/>
+        </w:rPr>
+        <w:lastRenderedPageBreak/>
+        <w:t>Git commit</w:t>
+      </w:r>
+    </w:p>
+    <w:p>
+      <w:r>
+        <w:t>git commit [-a |</w:t>
+      </w:r>
+      <w:r>
+        <w:t xml:space="preserve"> (all) / git commit -m “name” / git commit -am “name” (all and name)</w:t>
+      </w:r>
+    </w:p>
+    <w:p>
+      <w:r>
+        <w:t>Create</w:t>
+      </w:r>
+      <w:r>
+        <w:t>s</w:t>
+      </w:r>
+      <w:r>
+        <w:t xml:space="preserve"> new commit containing current contents of the index and the given log message</w:t>
+      </w:r>
+      <w:r>
+        <w:t xml:space="preserve"> showing</w:t>
+      </w:r>
+      <w:r>
+        <w:t xml:space="preserve"> the changes. </w:t>
+      </w:r>
+      <w:r>
+        <w:t>N</w:t>
+      </w:r>
+      <w:r>
+        <w:t>ew commit is a direct child of HEAD, usually the tip of</w:t>
+      </w:r>
+      <w:r>
+        <w:t xml:space="preserve"> </w:t>
+      </w:r>
+      <w:r>
+        <w:t>current branch, and the branch is updated to point to it</w:t>
+      </w:r>
+      <w:r>
+        <w:t>.</w:t>
+      </w:r>
+    </w:p>
+    <w:p>
+      <w:r>
         <w:drawing>
-          <wp:inline distT="0" distB="0" distL="0" distR="0" wp14:anchorId="3BD998B6" wp14:editId="10F86532">
-            <wp:extent cx="5731510" cy="1550670"/>
-            <wp:effectExtent l="0" t="0" r="2540" b="0"/>
-            <wp:docPr id="9" name="Picture 9"/>
+          <wp:inline distT="0" distB="0" distL="0" distR="0" wp14:anchorId="7F14A1D6" wp14:editId="559180B5">
+            <wp:extent cx="5458587" cy="2400635"/>
+            <wp:effectExtent l="0" t="0" r="8890" b="0"/>
+            <wp:docPr id="8" name="Picture 8"/>
             <wp:cNvGraphicFramePr>
               <a:graphicFrameLocks xmlns:a="http://schemas.openxmlformats.org/drawingml/2006/main" noChangeAspect="1"/>
             </wp:cNvGraphicFramePr>
@@ -745,6 +627,124 @@
                   <pic:spPr>
                     <a:xfrm>
                       <a:off x="0" y="0"/>
+                      <a:ext cx="5458587" cy="2400635"/>
+                    </a:xfrm>
+                    <a:prstGeom prst="rect">
+                      <a:avLst/>
+                    </a:prstGeom>
+                  </pic:spPr>
+                </pic:pic>
+              </a:graphicData>
+            </a:graphic>
+          </wp:inline>
+        </w:drawing>
+      </w:r>
+    </w:p>
+    <w:p>
+      <w:pPr>
+        <w:rPr>
+          <w:lang w:val="en-IE"/>
+        </w:rPr>
+      </w:pPr>
+      <w:r>
+        <w:rPr>
+          <w:b/>
+          <w:bCs/>
+          <w:lang w:val="en-IE"/>
+        </w:rPr>
+        <w:t>Git push</w:t>
+      </w:r>
+    </w:p>
+    <w:p>
+      <w:pPr>
+        <w:rPr>
+          <w:lang w:val="en-IE"/>
+        </w:rPr>
+      </w:pPr>
+      <w:r>
+        <w:rPr>
+          <w:lang w:val="en-IE"/>
+        </w:rPr>
+        <w:t>Git push -u origin main (first) / git push (all after first)</w:t>
+      </w:r>
+    </w:p>
+    <w:p>
+      <w:pPr>
+        <w:rPr>
+          <w:lang w:val="en-IE"/>
+        </w:rPr>
+      </w:pPr>
+      <w:r>
+        <w:rPr>
+          <w:lang w:val="en-IE"/>
+        </w:rPr>
+        <w:t>Updates one or more branches, nodes, etc</w:t>
+      </w:r>
+      <w:r>
+        <w:rPr>
+          <w:lang w:val="en-IE"/>
+        </w:rPr>
+        <w:t xml:space="preserve"> in remote repository</w:t>
+      </w:r>
+      <w:r>
+        <w:rPr>
+          <w:lang w:val="en-IE"/>
+        </w:rPr>
+        <w:t xml:space="preserve"> with information from </w:t>
+      </w:r>
+      <w:r>
+        <w:rPr>
+          <w:lang w:val="en-IE"/>
+        </w:rPr>
+        <w:t>local repository</w:t>
+      </w:r>
+      <w:r>
+        <w:rPr>
+          <w:lang w:val="en-IE"/>
+        </w:rPr>
+        <w:t>. Sends all necessary data that isn’t already on remote</w:t>
+      </w:r>
+      <w:r>
+        <w:rPr>
+          <w:lang w:val="en-IE"/>
+        </w:rPr>
+        <w:t>. Must use git push origin -u main for first push.</w:t>
+      </w:r>
+    </w:p>
+    <w:p>
+      <w:pPr>
+        <w:rPr>
+          <w:lang w:val="en-IE"/>
+        </w:rPr>
+      </w:pPr>
+      <w:r>
+        <w:rPr>
+          <w:lang w:val="en-IE"/>
+        </w:rPr>
+        <w:drawing>
+          <wp:inline distT="0" distB="0" distL="0" distR="0" wp14:anchorId="3BD998B6" wp14:editId="10F86532">
+            <wp:extent cx="5731510" cy="1550670"/>
+            <wp:effectExtent l="0" t="0" r="2540" b="0"/>
+            <wp:docPr id="9" name="Picture 9"/>
+            <wp:cNvGraphicFramePr>
+              <a:graphicFrameLocks xmlns:a="http://schemas.openxmlformats.org/drawingml/2006/main" noChangeAspect="1"/>
+            </wp:cNvGraphicFramePr>
+            <a:graphic xmlns:a="http://schemas.openxmlformats.org/drawingml/2006/main">
+              <a:graphicData uri="http://schemas.openxmlformats.org/drawingml/2006/picture">
+                <pic:pic xmlns:pic="http://schemas.openxmlformats.org/drawingml/2006/picture">
+                  <pic:nvPicPr>
+                    <pic:cNvPr id="1" name=""/>
+                    <pic:cNvPicPr/>
+                  </pic:nvPicPr>
+                  <pic:blipFill>
+                    <a:blip r:embed="rId12"/>
+                    <a:stretch>
+                      <a:fillRect/>
+                    </a:stretch>
+                  </pic:blipFill>
+                  <pic:spPr>
+                    <a:xfrm>
+                      <a:off x="0" y="0"/>
                       <a:ext cx="5731510" cy="1550670"/>
                     </a:xfrm>
                     <a:prstGeom prst="rect">
@@ -761,8 +761,115 @@
     <w:p>
       <w:pPr>
         <w:rPr>
+          <w:lang w:val="en-IE"/>
+        </w:rPr>
+      </w:pPr>
+      <w:r>
+        <w:rPr>
           <w:b/>
           <w:bCs/>
+          <w:lang w:val="en-IE"/>
+        </w:rPr>
+        <w:t>Git config</w:t>
+      </w:r>
+    </w:p>
+    <w:p>
+      <w:r>
+        <w:t>git config user.name “</w:t>
+      </w:r>
+      <w:r>
+        <w:t>Name</w:t>
+      </w:r>
+      <w:r>
+        <w:t>”</w:t>
+      </w:r>
+      <w:r>
+        <w:t>/</w:t>
+      </w:r>
+      <w:r>
+        <w:t xml:space="preserve">git config </w:t>
+      </w:r>
+      <w:proofErr w:type="spellStart"/>
+      <w:r>
+        <w:t>user.email</w:t>
+      </w:r>
+      <w:proofErr w:type="spellEnd"/>
+      <w:r>
+        <w:t xml:space="preserve"> </w:t>
+      </w:r>
+      <w:r>
+        <w:t>“email”</w:t>
+      </w:r>
+      <w:r>
+        <w:t>/</w:t>
+      </w:r>
+      <w:r>
+        <w:t xml:space="preserve">git config--global </w:t>
+      </w:r>
+      <w:proofErr w:type="spellStart"/>
+      <w:r>
+        <w:t>core.editor</w:t>
+      </w:r>
+      <w:proofErr w:type="spellEnd"/>
+      <w:r>
+        <w:t xml:space="preserve"> notepad</w:t>
+      </w:r>
+    </w:p>
+    <w:p>
+      <w:r>
+        <w:t>git config is used to get and set global options or repositories. Can be used to set default name and email for commits and can be used to set windows notepad as default editor.</w:t>
+      </w:r>
+    </w:p>
+    <w:p>
+      <w:pPr>
+        <w:rPr>
+          <w:lang w:val="en-IE"/>
+        </w:rPr>
+      </w:pPr>
+      <w:r>
+        <w:rPr>
+          <w:lang w:val="en-IE"/>
+        </w:rPr>
+        <w:drawing>
+          <wp:inline distT="0" distB="0" distL="0" distR="0" wp14:anchorId="53D58BBD" wp14:editId="425EAE7F">
+            <wp:extent cx="5639587" cy="381053"/>
+            <wp:effectExtent l="0" t="0" r="0" b="0"/>
+            <wp:docPr id="10" name="Picture 10"/>
+            <wp:cNvGraphicFramePr>
+              <a:graphicFrameLocks xmlns:a="http://schemas.openxmlformats.org/drawingml/2006/main" noChangeAspect="1"/>
+            </wp:cNvGraphicFramePr>
+            <a:graphic xmlns:a="http://schemas.openxmlformats.org/drawingml/2006/main">
+              <a:graphicData uri="http://schemas.openxmlformats.org/drawingml/2006/picture">
+                <pic:pic xmlns:pic="http://schemas.openxmlformats.org/drawingml/2006/picture">
+                  <pic:nvPicPr>
+                    <pic:cNvPr id="1" name=""/>
+                    <pic:cNvPicPr/>
+                  </pic:nvPicPr>
+                  <pic:blipFill>
+                    <a:blip r:embed="rId13"/>
+                    <a:stretch>
+                      <a:fillRect/>
+                    </a:stretch>
+                  </pic:blipFill>
+                  <pic:spPr>
+                    <a:xfrm>
+                      <a:off x="0" y="0"/>
+                      <a:ext cx="5639587" cy="381053"/>
+                    </a:xfrm>
+                    <a:prstGeom prst="rect">
+                      <a:avLst/>
+                    </a:prstGeom>
+                  </pic:spPr>
+                </pic:pic>
+              </a:graphicData>
+            </a:graphic>
+          </wp:inline>
+        </w:drawing>
+      </w:r>
+    </w:p>
+    <w:p>
+      <w:pPr>
+        <w:rPr>
           <w:lang w:val="en-IE"/>
         </w:rPr>
       </w:pPr>
@@ -847,6 +954,154 @@
     </w:sectPr>
   </w:body>
 </w:document>
+</file>
+
+<file path=word/numbering.xml><?xml version="1.0" encoding="utf-8"?>
+<w:numbering xmlns:wpc="http://schemas.microsoft.com/office/word/2010/wordprocessingCanvas" xmlns:cx="http://schemas.microsoft.com/office/drawing/2014/chartex" xmlns:cx1="http://schemas.microsoft.com/office/drawing/2015/9/8/chartex" xmlns:cx2="http://schemas.microsoft.com/office/drawing/2015/10/21/chartex" xmlns:cx3="http://schemas.microsoft.com/office/drawing/2016/5/9/chartex" xmlns:cx4="http://schemas.microsoft.com/office/drawing/2016/5/10/chartex" xmlns:cx5="http://schemas.microsoft.com/office/drawing/2016/5/11/chartex" xmlns:cx6="http://schemas.microsoft.com/office/drawing/2016/5/12/chartex" xmlns:cx7="http://schemas.microsoft.com/office/drawing/2016/5/13/chartex" xmlns:cx8="http://schemas.microsoft.com/office/drawing/2016/5/14/chartex" xmlns:mc="http://schemas.openxmlformats.org/markup-compatibility/2006" xmlns:aink="http://schemas.microsoft.com/office/drawing/2016/ink" xmlns:am3d="http://schemas.microsoft.com/office/drawing/2017/model3d" xmlns:o="urn:schemas-microsoft-com:office:office" xmlns:oel="http://schemas.microsoft.com/office/2019/extlst" xmlns:r="http://schemas.openxmlformats.org/officeDocument/2006/relationships" xmlns:m="http://schemas.openxmlformats.org/officeDocument/2006/math" xmlns:v="urn:schemas-microsoft-com:vml" xmlns:wp14="http://schemas.microsoft.com/office/word/2010/wordprocessingDrawing" xmlns:wp="http://schemas.openxmlformats.org/drawingml/2006/wordprocessingDrawing" xmlns:w10="urn:schemas-microsoft-com:office:word" xmlns:w="http://schemas.openxmlformats.org/wordprocessingml/2006/main" xmlns:w14="http://schemas.microsoft.com/office/word/2010/wordml" xmlns:w15="http://schemas.microsoft.com/office/word/2012/wordml" xmlns:w16cex="http://schemas.microsoft.com/office/word/2018/wordml/cex" xmlns:w16cid="http://schemas.microsoft.com/office/word/2016/wordml/cid" xmlns:w16="http://schemas.microsoft.com/office/word/2018/wordml" xmlns:w16sdtdh="http://schemas.microsoft.com/office/word/2020/wordml/sdtdatahash" xmlns:w16se="http://schemas.microsoft.com/office/word/2015/wordml/symex" xmlns:wpg="http://schemas.microsoft.com/office/word/2010/wordprocessingGroup" xmlns:wpi="http://schemas.microsoft.com/office/word/2010/wordprocessingInk" xmlns:wne="http://schemas.microsoft.com/office/word/2006/wordml" xmlns:wps="http://schemas.microsoft.com/office/word/2010/wordprocessingShape" mc:Ignorable="w14 w15 w16se w16cid w16 w16cex w16sdtdh wp14">
+  <w:abstractNum w:abstractNumId="0" w15:restartNumberingAfterBreak="0">
+    <w:nsid w:val="6E8F28BC"/>
+    <w:multiLevelType w:val="hybridMultilevel"/>
+    <w:tmpl w:val="03563EEA"/>
+    <w:lvl w:ilvl="0" w:tplc="F47CFEA8">
+      <w:start w:val="1"/>
+      <w:numFmt w:val="bullet"/>
+      <w:lvlText w:val="•"/>
+      <w:lvlJc w:val="left"/>
+      <w:pPr>
+        <w:tabs>
+          <w:tab w:val="num" w:pos="720"/>
+        </w:tabs>
+        <w:ind w:left="720" w:hanging="360"/>
+      </w:pPr>
+      <w:rPr>
+        <w:rFonts w:ascii="Times New Roman" w:hAnsi="Times New Roman" w:hint="default"/>
+      </w:rPr>
+    </w:lvl>
+    <w:lvl w:ilvl="1" w:tplc="2C2A98CA" w:tentative="1">
+      <w:start w:val="1"/>
+      <w:numFmt w:val="bullet"/>
+      <w:lvlText w:val="•"/>
+      <w:lvlJc w:val="left"/>
+      <w:pPr>
+        <w:tabs>
+          <w:tab w:val="num" w:pos="1440"/>
+        </w:tabs>
+        <w:ind w:left="1440" w:hanging="360"/>
+      </w:pPr>
+      <w:rPr>
+        <w:rFonts w:ascii="Times New Roman" w:hAnsi="Times New Roman" w:hint="default"/>
+      </w:rPr>
+    </w:lvl>
+    <w:lvl w:ilvl="2" w:tplc="E1B68DDC" w:tentative="1">
+      <w:start w:val="1"/>
+      <w:numFmt w:val="bullet"/>
+      <w:lvlText w:val="•"/>
+      <w:lvlJc w:val="left"/>
+      <w:pPr>
+        <w:tabs>
+          <w:tab w:val="num" w:pos="2160"/>
+        </w:tabs>
+        <w:ind w:left="2160" w:hanging="360"/>
+      </w:pPr>
+      <w:rPr>
+        <w:rFonts w:ascii="Times New Roman" w:hAnsi="Times New Roman" w:hint="default"/>
+      </w:rPr>
+    </w:lvl>
+    <w:lvl w:ilvl="3" w:tplc="BCE66C94" w:tentative="1">
+      <w:start w:val="1"/>
+      <w:numFmt w:val="bullet"/>
+      <w:lvlText w:val="•"/>
+      <w:lvlJc w:val="left"/>
+      <w:pPr>
+        <w:tabs>
+          <w:tab w:val="num" w:pos="2880"/>
+        </w:tabs>
+        <w:ind w:left="2880" w:hanging="360"/>
+      </w:pPr>
+      <w:rPr>
+        <w:rFonts w:ascii="Times New Roman" w:hAnsi="Times New Roman" w:hint="default"/>
+      </w:rPr>
+    </w:lvl>
+    <w:lvl w:ilvl="4" w:tplc="D0BC6546" w:tentative="1">
+      <w:start w:val="1"/>
+      <w:numFmt w:val="bullet"/>
+      <w:lvlText w:val="•"/>
+      <w:lvlJc w:val="left"/>
+      <w:pPr>
+        <w:tabs>
+          <w:tab w:val="num" w:pos="3600"/>
+        </w:tabs>
+        <w:ind w:left="3600" w:hanging="360"/>
+      </w:pPr>
+      <w:rPr>
+        <w:rFonts w:ascii="Times New Roman" w:hAnsi="Times New Roman" w:hint="default"/>
+      </w:rPr>
+    </w:lvl>
+    <w:lvl w:ilvl="5" w:tplc="855C9A7C" w:tentative="1">
+      <w:start w:val="1"/>
+      <w:numFmt w:val="bullet"/>
+      <w:lvlText w:val="•"/>
+      <w:lvlJc w:val="left"/>
+      <w:pPr>
+        <w:tabs>
+          <w:tab w:val="num" w:pos="4320"/>
+        </w:tabs>
+        <w:ind w:left="4320" w:hanging="360"/>
+      </w:pPr>
+      <w:rPr>
+        <w:rFonts w:ascii="Times New Roman" w:hAnsi="Times New Roman" w:hint="default"/>
+      </w:rPr>
+    </w:lvl>
+    <w:lvl w:ilvl="6" w:tplc="355696AC" w:tentative="1">
+      <w:start w:val="1"/>
+      <w:numFmt w:val="bullet"/>
+      <w:lvlText w:val="•"/>
+      <w:lvlJc w:val="left"/>
+      <w:pPr>
+        <w:tabs>
+          <w:tab w:val="num" w:pos="5040"/>
+        </w:tabs>
+        <w:ind w:left="5040" w:hanging="360"/>
+      </w:pPr>
+      <w:rPr>
+        <w:rFonts w:ascii="Times New Roman" w:hAnsi="Times New Roman" w:hint="default"/>
+      </w:rPr>
+    </w:lvl>
+    <w:lvl w:ilvl="7" w:tplc="F1027E24" w:tentative="1">
+      <w:start w:val="1"/>
+      <w:numFmt w:val="bullet"/>
+      <w:lvlText w:val="•"/>
+      <w:lvlJc w:val="left"/>
+      <w:pPr>
+        <w:tabs>
+          <w:tab w:val="num" w:pos="5760"/>
+        </w:tabs>
+        <w:ind w:left="5760" w:hanging="360"/>
+      </w:pPr>
+      <w:rPr>
+        <w:rFonts w:ascii="Times New Roman" w:hAnsi="Times New Roman" w:hint="default"/>
+      </w:rPr>
+    </w:lvl>
+    <w:lvl w:ilvl="8" w:tplc="C0A2794E" w:tentative="1">
+      <w:start w:val="1"/>
+      <w:numFmt w:val="bullet"/>
+      <w:lvlText w:val="•"/>
+      <w:lvlJc w:val="left"/>
+      <w:pPr>
+        <w:tabs>
+          <w:tab w:val="num" w:pos="6480"/>
+        </w:tabs>
+        <w:ind w:left="6480" w:hanging="360"/>
+      </w:pPr>
+      <w:rPr>
+        <w:rFonts w:ascii="Times New Roman" w:hAnsi="Times New Roman" w:hint="default"/>
+      </w:rPr>
+    </w:lvl>
+  </w:abstractNum>
+  <w:num w:numId="1" w16cid:durableId="43678611">
+    <w:abstractNumId w:val="0"/>
+  </w:num>
+</w:numbering>
 </file>
 
 <file path=word/styles.xml><?xml version="1.0" encoding="utf-8"?>
@@ -1765,6 +2020,23 @@
       <w:spacing w:val="5"/>
     </w:rPr>
   </w:style>
+  <w:style w:type="paragraph" w:styleId="NormalWeb">
+    <w:name w:val="Normal (Web)"/>
+    <w:basedOn w:val="Normal"/>
+    <w:uiPriority w:val="99"/>
+    <w:semiHidden/>
+    <w:unhideWhenUsed/>
+    <w:rsid w:val="00FE770B"/>
+    <w:pPr>
+      <w:spacing w:before="100" w:beforeAutospacing="1" w:after="100" w:afterAutospacing="1" w:line="240" w:lineRule="auto"/>
+    </w:pPr>
+    <w:rPr>
+      <w:rFonts w:ascii="Times New Roman" w:eastAsia="Times New Roman" w:hAnsi="Times New Roman" w:cs="Times New Roman"/>
+      <w:kern w:val="0"/>
+      <w:lang w:eastAsia="en-GB"/>
+      <w14:ligatures w14:val="none"/>
+    </w:rPr>
+  </w:style>
 </w:styles>
 </file>
 

--- a/Git guide.docx
+++ b/Git guide.docx
@@ -489,6 +489,9 @@
     </w:p>
     <w:p>
       <w:r>
+        <w:rPr>
+          <w:noProof/>
+        </w:rPr>
         <w:drawing>
           <wp:inline distT="0" distB="0" distL="0" distR="0" wp14:anchorId="1D45088D" wp14:editId="033A4F15">
             <wp:extent cx="5731510" cy="4061460"/>
@@ -603,6 +606,9 @@
     </w:p>
     <w:p>
       <w:r>
+        <w:rPr>
+          <w:noProof/>
+        </w:rPr>
         <w:drawing>
           <wp:inline distT="0" distB="0" distL="0" distR="0" wp14:anchorId="7F14A1D6" wp14:editId="559180B5">
             <wp:extent cx="5458587" cy="2400635"/>
@@ -719,6 +725,7 @@
       </w:pPr>
       <w:r>
         <w:rPr>
+          <w:noProof/>
           <w:lang w:val="en-IE"/>
         </w:rPr>
         <w:drawing>
@@ -775,43 +782,28 @@
     </w:p>
     <w:p>
       <w:r>
-        <w:t>git config user.name “</w:t>
-      </w:r>
-      <w:r>
-        <w:t>Name</w:t>
-      </w:r>
-      <w:r>
-        <w:t>”</w:t>
+        <w:t xml:space="preserve">git config user.name “Name”/git config </w:t>
+      </w:r>
+      <w:proofErr w:type="spellStart"/>
+      <w:r>
+        <w:t>user.email</w:t>
+      </w:r>
+      <w:proofErr w:type="spellEnd"/>
+      <w:r>
+        <w:t xml:space="preserve"> “email”</w:t>
       </w:r>
       <w:r>
         <w:t>/</w:t>
       </w:r>
       <w:r>
-        <w:t xml:space="preserve">git config </w:t>
+        <w:t xml:space="preserve">git config--global </w:t>
       </w:r>
       <w:proofErr w:type="spellStart"/>
       <w:r>
-        <w:t>user.email</w:t>
+        <w:t>core.editor</w:t>
       </w:r>
       <w:proofErr w:type="spellEnd"/>
       <w:r>
-        <w:t xml:space="preserve"> </w:t>
-      </w:r>
-      <w:r>
-        <w:t>“email”</w:t>
-      </w:r>
-      <w:r>
-        <w:t>/</w:t>
-      </w:r>
-      <w:r>
-        <w:t xml:space="preserve">git config--global </w:t>
-      </w:r>
-      <w:proofErr w:type="spellStart"/>
-      <w:r>
-        <w:t>core.editor</w:t>
-      </w:r>
-      <w:proofErr w:type="spellEnd"/>
-      <w:r>
         <w:t xml:space="preserve"> notepad</w:t>
       </w:r>
     </w:p>
@@ -828,6 +820,7 @@
       </w:pPr>
       <w:r>
         <w:rPr>
+          <w:noProof/>
           <w:lang w:val="en-IE"/>
         </w:rPr>
         <w:drawing>
@@ -855,6 +848,105 @@
                     <a:xfrm>
                       <a:off x="0" y="0"/>
                       <a:ext cx="5639587" cy="381053"/>
+                    </a:xfrm>
+                    <a:prstGeom prst="rect">
+                      <a:avLst/>
+                    </a:prstGeom>
+                  </pic:spPr>
+                </pic:pic>
+              </a:graphicData>
+            </a:graphic>
+          </wp:inline>
+        </w:drawing>
+      </w:r>
+    </w:p>
+    <w:p>
+      <w:pPr>
+        <w:rPr>
+          <w:b/>
+          <w:bCs/>
+          <w:lang w:val="en-IE"/>
+        </w:rPr>
+      </w:pPr>
+      <w:r>
+        <w:rPr>
+          <w:b/>
+          <w:bCs/>
+          <w:lang w:val="en-IE"/>
+        </w:rPr>
+        <w:lastRenderedPageBreak/>
+        <w:t xml:space="preserve">Git remote </w:t>
+      </w:r>
+    </w:p>
+    <w:p>
+      <w:pPr>
+        <w:rPr>
+          <w:lang w:val="en-IE"/>
+        </w:rPr>
+      </w:pPr>
+    </w:p>
+    <w:p>
+      <w:pPr>
+        <w:rPr>
+          <w:lang w:val="en-IE"/>
+        </w:rPr>
+      </w:pPr>
+      <w:r>
+        <w:rPr>
+          <w:lang w:val="en-IE"/>
+        </w:rPr>
+        <w:t xml:space="preserve">Manages set of repositories who’s branches </w:t>
+      </w:r>
+      <w:proofErr w:type="gramStart"/>
+      <w:r>
+        <w:rPr>
+          <w:lang w:val="en-IE"/>
+        </w:rPr>
+        <w:t>you</w:t>
+      </w:r>
+      <w:proofErr w:type="gramEnd"/>
+      <w:r>
+        <w:rPr>
+          <w:lang w:val="en-IE"/>
+        </w:rPr>
+        <w:t xml:space="preserve"> track. Can also be used to list, create and destroy remote repositories.</w:t>
+      </w:r>
+    </w:p>
+    <w:p>
+      <w:pPr>
+        <w:rPr>
+          <w:lang w:val="en-IE"/>
+        </w:rPr>
+      </w:pPr>
+      <w:r>
+        <w:rPr>
+          <w:lang w:val="en-IE"/>
+        </w:rPr>
+        <w:drawing>
+          <wp:inline distT="0" distB="0" distL="0" distR="0" wp14:anchorId="5C21621F" wp14:editId="07BE380D">
+            <wp:extent cx="5696745" cy="590632"/>
+            <wp:effectExtent l="0" t="0" r="0" b="0"/>
+            <wp:docPr id="7" name="Picture 7"/>
+            <wp:cNvGraphicFramePr>
+              <a:graphicFrameLocks xmlns:a="http://schemas.openxmlformats.org/drawingml/2006/main" noChangeAspect="1"/>
+            </wp:cNvGraphicFramePr>
+            <a:graphic xmlns:a="http://schemas.openxmlformats.org/drawingml/2006/main">
+              <a:graphicData uri="http://schemas.openxmlformats.org/drawingml/2006/picture">
+                <pic:pic xmlns:pic="http://schemas.openxmlformats.org/drawingml/2006/picture">
+                  <pic:nvPicPr>
+                    <pic:cNvPr id="1" name=""/>
+                    <pic:cNvPicPr/>
+                  </pic:nvPicPr>
+                  <pic:blipFill>
+                    <a:blip r:embed="rId14"/>
+                    <a:stretch>
+                      <a:fillRect/>
+                    </a:stretch>
+                  </pic:blipFill>
+                  <pic:spPr>
+                    <a:xfrm>
+                      <a:off x="0" y="0"/>
+                      <a:ext cx="5696745" cy="590632"/>
                     </a:xfrm>
                     <a:prstGeom prst="rect">
                       <a:avLst/>
@@ -1707,6 +1799,7 @@
   <w:style w:type="character" w:default="1" w:styleId="DefaultParagraphFont">
     <w:name w:val="Default Paragraph Font"/>
     <w:uiPriority w:val="1"/>
+    <w:semiHidden/>
     <w:unhideWhenUsed/>
   </w:style>
   <w:style w:type="table" w:default="1" w:styleId="TableNormal">

--- a/Git guide.docx
+++ b/Git guide.docx
@@ -879,11 +879,29 @@
       </w:r>
     </w:p>
     <w:p>
-      <w:pPr>
-        <w:rPr>
-          <w:lang w:val="en-IE"/>
-        </w:rPr>
-      </w:pPr>
+      <w:r>
+        <w:t>Git remote –v</w:t>
+      </w:r>
+      <w:r>
+        <w:t>/</w:t>
+      </w:r>
+      <w:r>
+        <w:t>Git remote add &lt;name&gt; &lt;</w:t>
+      </w:r>
+      <w:proofErr w:type="spellStart"/>
+      <w:r>
+        <w:t>url</w:t>
+      </w:r>
+      <w:proofErr w:type="spellEnd"/>
+      <w:r>
+        <w:t>&gt;</w:t>
+      </w:r>
+      <w:r>
+        <w:t>/</w:t>
+      </w:r>
+      <w:r>
+        <w:t>Git remote rm &lt;name&gt;</w:t>
+      </w:r>
     </w:p>
     <w:p>
       <w:pPr>
@@ -962,6 +980,105 @@
     <w:p>
       <w:pPr>
         <w:rPr>
+          <w:b/>
+          <w:bCs/>
+          <w:lang w:val="en-IE"/>
+        </w:rPr>
+      </w:pPr>
+      <w:r>
+        <w:rPr>
+          <w:b/>
+          <w:bCs/>
+          <w:lang w:val="en-IE"/>
+        </w:rPr>
+        <w:t>Git branch</w:t>
+      </w:r>
+    </w:p>
+    <w:p>
+      <w:r>
+        <w:t xml:space="preserve">Git branch </w:t>
+      </w:r>
+      <w:proofErr w:type="spellStart"/>
+      <w:r>
+        <w:t>new_branch_name</w:t>
+      </w:r>
+      <w:proofErr w:type="spellEnd"/>
+      <w:r>
+        <w:t xml:space="preserve"> / </w:t>
+      </w:r>
+      <w:r>
+        <w:t>Git branch –a/-l/-r</w:t>
+      </w:r>
+      <w:r>
+        <w:t xml:space="preserve"> / </w:t>
+      </w:r>
+      <w:r>
+        <w:t>Git ls-remote</w:t>
+      </w:r>
+    </w:p>
+    <w:p>
+      <w:pPr>
+        <w:rPr>
+          <w:lang w:val="en-IE"/>
+        </w:rPr>
+      </w:pPr>
+      <w:r>
+        <w:rPr>
+          <w:lang w:val="en-IE"/>
+        </w:rPr>
+        <w:t>Git branch lists, creates or delete branches. This includes creating new branches in local repositories, listing all branches in repositories and listing branches on remotes (including unknowns).</w:t>
+      </w:r>
+    </w:p>
+    <w:p>
+      <w:pPr>
+        <w:rPr>
+          <w:lang w:val="en-IE"/>
+        </w:rPr>
+      </w:pPr>
+      <w:r>
+        <w:rPr>
+          <w:lang w:val="en-IE"/>
+        </w:rPr>
+        <w:drawing>
+          <wp:inline distT="0" distB="0" distL="0" distR="0" wp14:anchorId="4176E6EC" wp14:editId="0985CE92">
+            <wp:extent cx="5430008" cy="457264"/>
+            <wp:effectExtent l="0" t="0" r="0" b="0"/>
+            <wp:docPr id="11" name="Picture 11"/>
+            <wp:cNvGraphicFramePr>
+              <a:graphicFrameLocks xmlns:a="http://schemas.openxmlformats.org/drawingml/2006/main" noChangeAspect="1"/>
+            </wp:cNvGraphicFramePr>
+            <a:graphic xmlns:a="http://schemas.openxmlformats.org/drawingml/2006/main">
+              <a:graphicData uri="http://schemas.openxmlformats.org/drawingml/2006/picture">
+                <pic:pic xmlns:pic="http://schemas.openxmlformats.org/drawingml/2006/picture">
+                  <pic:nvPicPr>
+                    <pic:cNvPr id="1" name=""/>
+                    <pic:cNvPicPr/>
+                  </pic:nvPicPr>
+                  <pic:blipFill>
+                    <a:blip r:embed="rId15"/>
+                    <a:stretch>
+                      <a:fillRect/>
+                    </a:stretch>
+                  </pic:blipFill>
+                  <pic:spPr>
+                    <a:xfrm>
+                      <a:off x="0" y="0"/>
+                      <a:ext cx="5430008" cy="457264"/>
+                    </a:xfrm>
+                    <a:prstGeom prst="rect">
+                      <a:avLst/>
+                    </a:prstGeom>
+                  </pic:spPr>
+                </pic:pic>
+              </a:graphicData>
+            </a:graphic>
+          </wp:inline>
+        </w:drawing>
+      </w:r>
+    </w:p>
+    <w:p>
+      <w:pPr>
+        <w:rPr>
           <w:lang w:val="en-IE"/>
         </w:rPr>
       </w:pPr>
@@ -1051,6 +1168,146 @@
 <file path=word/numbering.xml><?xml version="1.0" encoding="utf-8"?>
 <w:numbering xmlns:wpc="http://schemas.microsoft.com/office/word/2010/wordprocessingCanvas" xmlns:cx="http://schemas.microsoft.com/office/drawing/2014/chartex" xmlns:cx1="http://schemas.microsoft.com/office/drawing/2015/9/8/chartex" xmlns:cx2="http://schemas.microsoft.com/office/drawing/2015/10/21/chartex" xmlns:cx3="http://schemas.microsoft.com/office/drawing/2016/5/9/chartex" xmlns:cx4="http://schemas.microsoft.com/office/drawing/2016/5/10/chartex" xmlns:cx5="http://schemas.microsoft.com/office/drawing/2016/5/11/chartex" xmlns:cx6="http://schemas.microsoft.com/office/drawing/2016/5/12/chartex" xmlns:cx7="http://schemas.microsoft.com/office/drawing/2016/5/13/chartex" xmlns:cx8="http://schemas.microsoft.com/office/drawing/2016/5/14/chartex" xmlns:mc="http://schemas.openxmlformats.org/markup-compatibility/2006" xmlns:aink="http://schemas.microsoft.com/office/drawing/2016/ink" xmlns:am3d="http://schemas.microsoft.com/office/drawing/2017/model3d" xmlns:o="urn:schemas-microsoft-com:office:office" xmlns:oel="http://schemas.microsoft.com/office/2019/extlst" xmlns:r="http://schemas.openxmlformats.org/officeDocument/2006/relationships" xmlns:m="http://schemas.openxmlformats.org/officeDocument/2006/math" xmlns:v="urn:schemas-microsoft-com:vml" xmlns:wp14="http://schemas.microsoft.com/office/word/2010/wordprocessingDrawing" xmlns:wp="http://schemas.openxmlformats.org/drawingml/2006/wordprocessingDrawing" xmlns:w10="urn:schemas-microsoft-com:office:word" xmlns:w="http://schemas.openxmlformats.org/wordprocessingml/2006/main" xmlns:w14="http://schemas.microsoft.com/office/word/2010/wordml" xmlns:w15="http://schemas.microsoft.com/office/word/2012/wordml" xmlns:w16cex="http://schemas.microsoft.com/office/word/2018/wordml/cex" xmlns:w16cid="http://schemas.microsoft.com/office/word/2016/wordml/cid" xmlns:w16="http://schemas.microsoft.com/office/word/2018/wordml" xmlns:w16sdtdh="http://schemas.microsoft.com/office/word/2020/wordml/sdtdatahash" xmlns:w16se="http://schemas.microsoft.com/office/word/2015/wordml/symex" xmlns:wpg="http://schemas.microsoft.com/office/word/2010/wordprocessingGroup" xmlns:wpi="http://schemas.microsoft.com/office/word/2010/wordprocessingInk" xmlns:wne="http://schemas.microsoft.com/office/word/2006/wordml" xmlns:wps="http://schemas.microsoft.com/office/word/2010/wordprocessingShape" mc:Ignorable="w14 w15 w16se w16cid w16 w16cex w16sdtdh wp14">
   <w:abstractNum w:abstractNumId="0" w15:restartNumberingAfterBreak="0">
+    <w:nsid w:val="52B817CF"/>
+    <w:multiLevelType w:val="hybridMultilevel"/>
+    <w:tmpl w:val="48AEC82E"/>
+    <w:lvl w:ilvl="0" w:tplc="25B27DB0">
+      <w:start w:val="1"/>
+      <w:numFmt w:val="bullet"/>
+      <w:lvlText w:val="•"/>
+      <w:lvlJc w:val="left"/>
+      <w:pPr>
+        <w:tabs>
+          <w:tab w:val="num" w:pos="720"/>
+        </w:tabs>
+        <w:ind w:left="720" w:hanging="360"/>
+      </w:pPr>
+      <w:rPr>
+        <w:rFonts w:ascii="Times New Roman" w:hAnsi="Times New Roman" w:hint="default"/>
+      </w:rPr>
+    </w:lvl>
+    <w:lvl w:ilvl="1" w:tplc="41F0FD74" w:tentative="1">
+      <w:start w:val="1"/>
+      <w:numFmt w:val="bullet"/>
+      <w:lvlText w:val="•"/>
+      <w:lvlJc w:val="left"/>
+      <w:pPr>
+        <w:tabs>
+          <w:tab w:val="num" w:pos="1440"/>
+        </w:tabs>
+        <w:ind w:left="1440" w:hanging="360"/>
+      </w:pPr>
+      <w:rPr>
+        <w:rFonts w:ascii="Times New Roman" w:hAnsi="Times New Roman" w:hint="default"/>
+      </w:rPr>
+    </w:lvl>
+    <w:lvl w:ilvl="2" w:tplc="FEF8056A" w:tentative="1">
+      <w:start w:val="1"/>
+      <w:numFmt w:val="bullet"/>
+      <w:lvlText w:val="•"/>
+      <w:lvlJc w:val="left"/>
+      <w:pPr>
+        <w:tabs>
+          <w:tab w:val="num" w:pos="2160"/>
+        </w:tabs>
+        <w:ind w:left="2160" w:hanging="360"/>
+      </w:pPr>
+      <w:rPr>
+        <w:rFonts w:ascii="Times New Roman" w:hAnsi="Times New Roman" w:hint="default"/>
+      </w:rPr>
+    </w:lvl>
+    <w:lvl w:ilvl="3" w:tplc="1BC48ECC" w:tentative="1">
+      <w:start w:val="1"/>
+      <w:numFmt w:val="bullet"/>
+      <w:lvlText w:val="•"/>
+      <w:lvlJc w:val="left"/>
+      <w:pPr>
+        <w:tabs>
+          <w:tab w:val="num" w:pos="2880"/>
+        </w:tabs>
+        <w:ind w:left="2880" w:hanging="360"/>
+      </w:pPr>
+      <w:rPr>
+        <w:rFonts w:ascii="Times New Roman" w:hAnsi="Times New Roman" w:hint="default"/>
+      </w:rPr>
+    </w:lvl>
+    <w:lvl w:ilvl="4" w:tplc="990CFC62" w:tentative="1">
+      <w:start w:val="1"/>
+      <w:numFmt w:val="bullet"/>
+      <w:lvlText w:val="•"/>
+      <w:lvlJc w:val="left"/>
+      <w:pPr>
+        <w:tabs>
+          <w:tab w:val="num" w:pos="3600"/>
+        </w:tabs>
+        <w:ind w:left="3600" w:hanging="360"/>
+      </w:pPr>
+      <w:rPr>
+        <w:rFonts w:ascii="Times New Roman" w:hAnsi="Times New Roman" w:hint="default"/>
+      </w:rPr>
+    </w:lvl>
+    <w:lvl w:ilvl="5" w:tplc="D158CA44" w:tentative="1">
+      <w:start w:val="1"/>
+      <w:numFmt w:val="bullet"/>
+      <w:lvlText w:val="•"/>
+      <w:lvlJc w:val="left"/>
+      <w:pPr>
+        <w:tabs>
+          <w:tab w:val="num" w:pos="4320"/>
+        </w:tabs>
+        <w:ind w:left="4320" w:hanging="360"/>
+      </w:pPr>
+      <w:rPr>
+        <w:rFonts w:ascii="Times New Roman" w:hAnsi="Times New Roman" w:hint="default"/>
+      </w:rPr>
+    </w:lvl>
+    <w:lvl w:ilvl="6" w:tplc="35EC0686" w:tentative="1">
+      <w:start w:val="1"/>
+      <w:numFmt w:val="bullet"/>
+      <w:lvlText w:val="•"/>
+      <w:lvlJc w:val="left"/>
+      <w:pPr>
+        <w:tabs>
+          <w:tab w:val="num" w:pos="5040"/>
+        </w:tabs>
+        <w:ind w:left="5040" w:hanging="360"/>
+      </w:pPr>
+      <w:rPr>
+        <w:rFonts w:ascii="Times New Roman" w:hAnsi="Times New Roman" w:hint="default"/>
+      </w:rPr>
+    </w:lvl>
+    <w:lvl w:ilvl="7" w:tplc="83CA4EB4" w:tentative="1">
+      <w:start w:val="1"/>
+      <w:numFmt w:val="bullet"/>
+      <w:lvlText w:val="•"/>
+      <w:lvlJc w:val="left"/>
+      <w:pPr>
+        <w:tabs>
+          <w:tab w:val="num" w:pos="5760"/>
+        </w:tabs>
+        <w:ind w:left="5760" w:hanging="360"/>
+      </w:pPr>
+      <w:rPr>
+        <w:rFonts w:ascii="Times New Roman" w:hAnsi="Times New Roman" w:hint="default"/>
+      </w:rPr>
+    </w:lvl>
+    <w:lvl w:ilvl="8" w:tplc="BBA2B9A6" w:tentative="1">
+      <w:start w:val="1"/>
+      <w:numFmt w:val="bullet"/>
+      <w:lvlText w:val="•"/>
+      <w:lvlJc w:val="left"/>
+      <w:pPr>
+        <w:tabs>
+          <w:tab w:val="num" w:pos="6480"/>
+        </w:tabs>
+        <w:ind w:left="6480" w:hanging="360"/>
+      </w:pPr>
+      <w:rPr>
+        <w:rFonts w:ascii="Times New Roman" w:hAnsi="Times New Roman" w:hint="default"/>
+      </w:rPr>
+    </w:lvl>
+  </w:abstractNum>
+  <w:abstractNum w:abstractNumId="1" w15:restartNumberingAfterBreak="0">
     <w:nsid w:val="6E8F28BC"/>
     <w:multiLevelType w:val="hybridMultilevel"/>
     <w:tmpl w:val="03563EEA"/>
@@ -1191,6 +1448,9 @@
     </w:lvl>
   </w:abstractNum>
   <w:num w:numId="1" w16cid:durableId="43678611">
+    <w:abstractNumId w:val="1"/>
+  </w:num>
+  <w:num w:numId="2" w16cid:durableId="1576862948">
     <w:abstractNumId w:val="0"/>
   </w:num>
 </w:numbering>
@@ -1799,7 +2059,6 @@
   <w:style w:type="character" w:default="1" w:styleId="DefaultParagraphFont">
     <w:name w:val="Default Paragraph Font"/>
     <w:uiPriority w:val="1"/>
-    <w:semiHidden/>
     <w:unhideWhenUsed/>
   </w:style>
   <w:style w:type="table" w:default="1" w:styleId="TableNormal">

--- a/Git guide.docx
+++ b/Git guide.docx
@@ -880,13 +880,7 @@
     </w:p>
     <w:p>
       <w:r>
-        <w:t>Git remote –v</w:t>
-      </w:r>
-      <w:r>
-        <w:t>/</w:t>
-      </w:r>
-      <w:r>
-        <w:t>Git remote add &lt;name&gt; &lt;</w:t>
+        <w:t>Git remote –v/Git remote add &lt;name&gt; &lt;</w:t>
       </w:r>
       <w:proofErr w:type="spellStart"/>
       <w:r>
@@ -894,13 +888,7 @@
       </w:r>
       <w:proofErr w:type="spellEnd"/>
       <w:r>
-        <w:t>&gt;</w:t>
-      </w:r>
-      <w:r>
-        <w:t>/</w:t>
-      </w:r>
-      <w:r>
-        <w:t>Git remote rm &lt;name&gt;</w:t>
+        <w:t>&gt;/Git remote rm &lt;name&gt;</w:t>
       </w:r>
     </w:p>
     <w:p>
@@ -938,6 +926,7 @@
       </w:pPr>
       <w:r>
         <w:rPr>
+          <w:noProof/>
           <w:lang w:val="en-IE"/>
         </w:rPr>
         <w:drawing>
@@ -1004,16 +993,7 @@
       </w:r>
       <w:proofErr w:type="spellEnd"/>
       <w:r>
-        <w:t xml:space="preserve"> / </w:t>
-      </w:r>
-      <w:r>
-        <w:t>Git branch –a/-l/-r</w:t>
-      </w:r>
-      <w:r>
-        <w:t xml:space="preserve"> / </w:t>
-      </w:r>
-      <w:r>
-        <w:t>Git ls-remote</w:t>
+        <w:t xml:space="preserve"> / Git branch –a/-l/-r / Git ls-remote</w:t>
       </w:r>
     </w:p>
     <w:p>
@@ -1037,6 +1017,7 @@
       </w:pPr>
       <w:r>
         <w:rPr>
+          <w:noProof/>
           <w:lang w:val="en-IE"/>
         </w:rPr>
         <w:drawing>
@@ -1079,9 +1060,79 @@
     <w:p>
       <w:pPr>
         <w:rPr>
-          <w:lang w:val="en-IE"/>
-        </w:rPr>
-      </w:pPr>
+          <w:b/>
+          <w:bCs/>
+          <w:lang w:val="en-IE"/>
+        </w:rPr>
+      </w:pPr>
+      <w:r>
+        <w:rPr>
+          <w:b/>
+          <w:bCs/>
+          <w:lang w:val="en-IE"/>
+        </w:rPr>
+        <w:t>Git merge</w:t>
+      </w:r>
+    </w:p>
+    <w:p>
+      <w:pPr>
+        <w:rPr>
+          <w:lang w:val="en-IE"/>
+        </w:rPr>
+      </w:pPr>
+      <w:r>
+        <w:rPr>
+          <w:lang w:val="en-IE"/>
+        </w:rPr>
+        <w:t>Git merge joins 2 or more development histories together by incorporating changes from the named commits into the current branch.</w:t>
+      </w:r>
+    </w:p>
+    <w:p>
+      <w:pPr>
+        <w:rPr>
+          <w:lang w:val="en-IE"/>
+        </w:rPr>
+      </w:pPr>
+      <w:r>
+        <w:rPr>
+          <w:lang w:val="en-IE"/>
+        </w:rPr>
+        <w:drawing>
+          <wp:inline distT="0" distB="0" distL="0" distR="0" wp14:anchorId="575C58EF" wp14:editId="0CCCB34D">
+            <wp:extent cx="5525271" cy="1038370"/>
+            <wp:effectExtent l="0" t="0" r="0" b="9525"/>
+            <wp:docPr id="12" name="Picture 12"/>
+            <wp:cNvGraphicFramePr>
+              <a:graphicFrameLocks xmlns:a="http://schemas.openxmlformats.org/drawingml/2006/main" noChangeAspect="1"/>
+            </wp:cNvGraphicFramePr>
+            <a:graphic xmlns:a="http://schemas.openxmlformats.org/drawingml/2006/main">
+              <a:graphicData uri="http://schemas.openxmlformats.org/drawingml/2006/picture">
+                <pic:pic xmlns:pic="http://schemas.openxmlformats.org/drawingml/2006/picture">
+                  <pic:nvPicPr>
+                    <pic:cNvPr id="1" name=""/>
+                    <pic:cNvPicPr/>
+                  </pic:nvPicPr>
+                  <pic:blipFill>
+                    <a:blip r:embed="rId16"/>
+                    <a:stretch>
+                      <a:fillRect/>
+                    </a:stretch>
+                  </pic:blipFill>
+                  <pic:spPr>
+                    <a:xfrm>
+                      <a:off x="0" y="0"/>
+                      <a:ext cx="5525271" cy="1038370"/>
+                    </a:xfrm>
+                    <a:prstGeom prst="rect">
+                      <a:avLst/>
+                    </a:prstGeom>
+                  </pic:spPr>
+                </pic:pic>
+              </a:graphicData>
+            </a:graphic>
+          </wp:inline>
+        </w:drawing>
+      </w:r>
     </w:p>
     <w:p>
       <w:pPr>
@@ -2059,6 +2110,7 @@
   <w:style w:type="character" w:default="1" w:styleId="DefaultParagraphFont">
     <w:name w:val="Default Paragraph Font"/>
     <w:uiPriority w:val="1"/>
+    <w:semiHidden/>
     <w:unhideWhenUsed/>
   </w:style>
   <w:style w:type="table" w:default="1" w:styleId="TableNormal">
